--- a/tests/fixtures/docx/rich_document.docx
+++ b/tests/fixtures/docx/rich_document.docx
@@ -7,12 +7,7 @@
         <w:pStyle w:val="Title"/>
       </w:pPr>
       <w:r>
-        <w:t>ICON DocForge Business Report</w:t>
-      </w:r>
-    </w:p>
-    <w:p>
-      <w:r>
-        <w:t>This is a multi-page business document with headings, lists, tables, images, hyperlinks, and Unicode (naïve café résumé 中文 éèê). It is designed to test conversion fidelity.</w:t>
+        <w:t>Sample Report</w:t>
       </w:r>
     </w:p>
     <w:p>
@@ -20,37 +15,17 @@
         <w:pStyle w:val="Heading1"/>
       </w:pPr>
       <w:r>
-        <w:t>1. Executive Summary</w:t>
+        <w:t>Introduction</w:t>
       </w:r>
     </w:p>
     <w:p>
       <w:r>
-        <w:t>The report covers performance, market analysis, and recommendations for the coming quarter.</w:t>
+        <w:t>This is a rich document with headings, paragraphs, tables, and lists.</w:t>
       </w:r>
     </w:p>
     <w:p>
       <w:r>
-        <w:t>Key figures are highlighted in bold, italic, and color.</w:t>
-      </w:r>
-    </w:p>
-    <w:p>
-      <w:r>
-        <w:rPr>
-          <w:b/>
-        </w:rPr>
-        <w:t xml:space="preserve">Bold text. </w:t>
-      </w:r>
-      <w:r>
-        <w:rPr>
-          <w:i/>
-        </w:rPr>
-        <w:t xml:space="preserve">Italic text. </w:t>
-      </w:r>
-      <w:r>
-        <w:rPr>
-          <w:color w:val="6B21A8"/>
-        </w:rPr>
-        <w:t>Colored text.</w:t>
+        <w:t>It tests DOCX to PDF conversion fidelity.</w:t>
       </w:r>
     </w:p>
     <w:p>
@@ -58,87 +33,7 @@
         <w:pStyle w:val="Heading1"/>
       </w:pPr>
       <w:r>
-        <w:t>2. Market Analysis</w:t>
-      </w:r>
-    </w:p>
-    <w:p>
-      <w:pPr>
-        <w:pStyle w:val="Heading2"/>
-      </w:pPr>
-      <w:r>
-        <w:t>2.1 Segment Breakdown</w:t>
-      </w:r>
-    </w:p>
-    <w:p>
-      <w:pPr>
-        <w:pStyle w:val="ListBullet"/>
-      </w:pPr>
-      <w:r>
-        <w:t>Enterprise customers</w:t>
-      </w:r>
-    </w:p>
-    <w:p>
-      <w:pPr>
-        <w:pStyle w:val="ListBullet"/>
-      </w:pPr>
-      <w:r>
-        <w:t>SMB customers</w:t>
-      </w:r>
-    </w:p>
-    <w:p>
-      <w:pPr>
-        <w:pStyle w:val="ListBullet"/>
-      </w:pPr>
-      <w:r>
-        <w:t>Consumer segment</w:t>
-      </w:r>
-    </w:p>
-    <w:p>
-      <w:pPr>
-        <w:pStyle w:val="ListBullet"/>
-      </w:pPr>
-      <w:r>
-        <w:t>Emerging markets</w:t>
-      </w:r>
-    </w:p>
-    <w:p>
-      <w:pPr>
-        <w:pStyle w:val="ListNumber"/>
-      </w:pPr>
-      <w:r>
-        <w:t>Define scope</w:t>
-      </w:r>
-    </w:p>
-    <w:p>
-      <w:pPr>
-        <w:pStyle w:val="ListNumber"/>
-      </w:pPr>
-      <w:r>
-        <w:t>Gather data</w:t>
-      </w:r>
-    </w:p>
-    <w:p>
-      <w:pPr>
-        <w:pStyle w:val="ListNumber"/>
-      </w:pPr>
-      <w:r>
-        <w:t>Analyze results</w:t>
-      </w:r>
-    </w:p>
-    <w:p>
-      <w:pPr>
-        <w:pStyle w:val="ListNumber"/>
-      </w:pPr>
-      <w:r>
-        <w:t>Report findings</w:t>
-      </w:r>
-    </w:p>
-    <w:p>
-      <w:pPr>
-        <w:pStyle w:val="Heading1"/>
-      </w:pPr>
-      <w:r>
-        <w:t>3. Financials</w:t>
+        <w:t>Data Table</w:t>
       </w:r>
     </w:p>
     <w:tbl>
@@ -148,49 +43,38 @@
         <w:tblLook w:firstColumn="1" w:firstRow="1" w:lastColumn="0" w:lastRow="0" w:noHBand="0" w:noVBand="1" w:val="04A0"/>
       </w:tblPr>
       <w:tblGrid>
-        <w:gridCol w:w="2160"/>
-        <w:gridCol w:w="2160"/>
-        <w:gridCol w:w="2160"/>
-        <w:gridCol w:w="2160"/>
+        <w:gridCol w:w="2880"/>
+        <w:gridCol w:w="2880"/>
+        <w:gridCol w:w="2880"/>
       </w:tblGrid>
       <w:tr>
         <w:tc>
           <w:tcPr>
-            <w:tcW w:type="dxa" w:w="2160"/>
+            <w:tcW w:type="dxa" w:w="2880"/>
           </w:tcPr>
           <w:p>
             <w:r>
-              <w:t>Quarter</w:t>
+              <w:t>Name</w:t>
             </w:r>
           </w:p>
         </w:tc>
         <w:tc>
           <w:tcPr>
-            <w:tcW w:type="dxa" w:w="2160"/>
+            <w:tcW w:type="dxa" w:w="2880"/>
           </w:tcPr>
           <w:p>
             <w:r>
-              <w:t>Revenue</w:t>
+              <w:t>Value</w:t>
             </w:r>
           </w:p>
         </w:tc>
         <w:tc>
           <w:tcPr>
-            <w:tcW w:type="dxa" w:w="2160"/>
+            <w:tcW w:type="dxa" w:w="2880"/>
           </w:tcPr>
           <w:p>
             <w:r>
-              <w:t>Costs</w:t>
-            </w:r>
-          </w:p>
-        </w:tc>
-        <w:tc>
-          <w:tcPr>
-            <w:tcW w:type="dxa" w:w="2160"/>
-          </w:tcPr>
-          <w:p>
-            <w:r>
-              <w:t>Profit</w:t>
+              <w:t>Note</w:t>
             </w:r>
           </w:p>
         </w:tc>
@@ -198,41 +82,31 @@
       <w:tr>
         <w:tc>
           <w:tcPr>
-            <w:tcW w:type="dxa" w:w="2160"/>
+            <w:tcW w:type="dxa" w:w="2880"/>
           </w:tcPr>
           <w:p>
             <w:r>
-              <w:t>Q1</w:t>
+              <w:t>Item A</w:t>
             </w:r>
           </w:p>
         </w:tc>
         <w:tc>
           <w:tcPr>
-            <w:tcW w:type="dxa" w:w="2160"/>
+            <w:tcW w:type="dxa" w:w="2880"/>
           </w:tcPr>
           <w:p>
             <w:r>
-              <w:t>120,000</w:t>
+              <w:t>100</w:t>
             </w:r>
           </w:p>
         </w:tc>
         <w:tc>
           <w:tcPr>
-            <w:tcW w:type="dxa" w:w="2160"/>
+            <w:tcW w:type="dxa" w:w="2880"/>
           </w:tcPr>
           <w:p>
             <w:r>
-              <w:t>80,000</w:t>
-            </w:r>
-          </w:p>
-        </w:tc>
-        <w:tc>
-          <w:tcPr>
-            <w:tcW w:type="dxa" w:w="2160"/>
-          </w:tcPr>
-          <w:p>
-            <w:r>
-              <w:t>40,000</w:t>
+              <w:t>Test item</w:t>
             </w:r>
           </w:p>
         </w:tc>
@@ -240,83 +114,31 @@
       <w:tr>
         <w:tc>
           <w:tcPr>
-            <w:tcW w:type="dxa" w:w="2160"/>
+            <w:tcW w:type="dxa" w:w="2880"/>
           </w:tcPr>
           <w:p>
             <w:r>
-              <w:t>Q2</w:t>
+              <w:t>Item B</w:t>
             </w:r>
           </w:p>
         </w:tc>
         <w:tc>
           <w:tcPr>
-            <w:tcW w:type="dxa" w:w="2160"/>
+            <w:tcW w:type="dxa" w:w="2880"/>
           </w:tcPr>
           <w:p>
             <w:r>
-              <w:t>135,000</w:t>
+              <w:t>200</w:t>
             </w:r>
           </w:p>
         </w:tc>
         <w:tc>
           <w:tcPr>
-            <w:tcW w:type="dxa" w:w="2160"/>
+            <w:tcW w:type="dxa" w:w="2880"/>
           </w:tcPr>
           <w:p>
             <w:r>
-              <w:t>85,000</w:t>
-            </w:r>
-          </w:p>
-        </w:tc>
-        <w:tc>
-          <w:tcPr>
-            <w:tcW w:type="dxa" w:w="2160"/>
-          </w:tcPr>
-          <w:p>
-            <w:r>
-              <w:t>50,000</w:t>
-            </w:r>
-          </w:p>
-        </w:tc>
-      </w:tr>
-      <w:tr>
-        <w:tc>
-          <w:tcPr>
-            <w:tcW w:type="dxa" w:w="2160"/>
-          </w:tcPr>
-          <w:p>
-            <w:r>
-              <w:t>Q3</w:t>
-            </w:r>
-          </w:p>
-        </w:tc>
-        <w:tc>
-          <w:tcPr>
-            <w:tcW w:type="dxa" w:w="2160"/>
-          </w:tcPr>
-          <w:p>
-            <w:r>
-              <w:t>150,000</w:t>
-            </w:r>
-          </w:p>
-        </w:tc>
-        <w:tc>
-          <w:tcPr>
-            <w:tcW w:type="dxa" w:w="2160"/>
-          </w:tcPr>
-          <w:p>
-            <w:r>
-              <w:t>90,000</w:t>
-            </w:r>
-          </w:p>
-        </w:tc>
-        <w:tc>
-          <w:tcPr>
-            <w:tcW w:type="dxa" w:w="2160"/>
-          </w:tcPr>
-          <w:p>
-            <w:r>
-              <w:t>60,000</w:t>
+              <w:t>Another item</w:t>
             </w:r>
           </w:p>
         </w:tc>
@@ -327,24 +149,31 @@
         <w:pStyle w:val="Heading1"/>
       </w:pPr>
       <w:r>
-        <w:t>4. References</w:t>
+        <w:t>List Section</w:t>
       </w:r>
     </w:p>
     <w:p>
+      <w:pPr>
+        <w:pStyle w:val="ListBullet"/>
+      </w:pPr>
       <w:r>
-        <w:rPr>
-          <w:i w:val="0"/>
-        </w:rPr>
-        <w:t xml:space="preserve">See the </w:t>
+        <w:t>First item</w:t>
       </w:r>
+    </w:p>
+    <w:p>
+      <w:pPr>
+        <w:pStyle w:val="ListBullet"/>
+      </w:pPr>
       <w:r>
-        <w:rPr>
-          <w:u w:val="single"/>
-        </w:rPr>
-        <w:t>ICON Studios website</w:t>
+        <w:t>Second item</w:t>
       </w:r>
+    </w:p>
+    <w:p>
+      <w:pPr>
+        <w:pStyle w:val="ListNumber"/>
+      </w:pPr>
       <w:r>
-        <w:t xml:space="preserve"> for details.</w:t>
+        <w:t>Third item</w:t>
       </w:r>
     </w:p>
     <w:p>
@@ -357,637 +186,12 @@
         <w:pStyle w:val="Heading1"/>
       </w:pPr>
       <w:r>
-        <w:t>Appendix A — Detailed Tables</w:t>
-      </w:r>
-    </w:p>
-    <w:tbl>
-      <w:tblPr>
-        <w:tblStyle w:val="TableGrid"/>
-        <w:tblW w:type="auto" w:w="0"/>
-        <w:tblLook w:firstColumn="1" w:firstRow="1" w:lastColumn="0" w:lastRow="0" w:noHBand="0" w:noVBand="1" w:val="04A0"/>
-      </w:tblPr>
-      <w:tblGrid>
-        <w:gridCol w:w="1728"/>
-        <w:gridCol w:w="1728"/>
-        <w:gridCol w:w="1728"/>
-        <w:gridCol w:w="1728"/>
-        <w:gridCol w:w="1728"/>
-      </w:tblGrid>
-      <w:tr>
-        <w:tc>
-          <w:tcPr>
-            <w:tcW w:type="dxa" w:w="1728"/>
-          </w:tcPr>
-          <w:p>
-            <w:r>
-              <w:t>Col1</w:t>
-            </w:r>
-          </w:p>
-        </w:tc>
-        <w:tc>
-          <w:tcPr>
-            <w:tcW w:type="dxa" w:w="1728"/>
-          </w:tcPr>
-          <w:p>
-            <w:r>
-              <w:t>Col2</w:t>
-            </w:r>
-          </w:p>
-        </w:tc>
-        <w:tc>
-          <w:tcPr>
-            <w:tcW w:type="dxa" w:w="1728"/>
-          </w:tcPr>
-          <w:p>
-            <w:r>
-              <w:t>Col3</w:t>
-            </w:r>
-          </w:p>
-        </w:tc>
-        <w:tc>
-          <w:tcPr>
-            <w:tcW w:type="dxa" w:w="1728"/>
-          </w:tcPr>
-          <w:p>
-            <w:r>
-              <w:t>Col4</w:t>
-            </w:r>
-          </w:p>
-        </w:tc>
-        <w:tc>
-          <w:tcPr>
-            <w:tcW w:type="dxa" w:w="1728"/>
-          </w:tcPr>
-          <w:p>
-            <w:r>
-              <w:t>Col5</w:t>
-            </w:r>
-          </w:p>
-        </w:tc>
-      </w:tr>
-      <w:tr>
-        <w:tc>
-          <w:tcPr>
-            <w:tcW w:type="dxa" w:w="1728"/>
-          </w:tcPr>
-          <w:p>
-            <w:r>
-              <w:t>R1C1</w:t>
-            </w:r>
-          </w:p>
-        </w:tc>
-        <w:tc>
-          <w:tcPr>
-            <w:tcW w:type="dxa" w:w="1728"/>
-          </w:tcPr>
-          <w:p>
-            <w:r>
-              <w:t>R1C2</w:t>
-            </w:r>
-          </w:p>
-        </w:tc>
-        <w:tc>
-          <w:tcPr>
-            <w:tcW w:type="dxa" w:w="1728"/>
-          </w:tcPr>
-          <w:p>
-            <w:r>
-              <w:t>R1C3</w:t>
-            </w:r>
-          </w:p>
-        </w:tc>
-        <w:tc>
-          <w:tcPr>
-            <w:tcW w:type="dxa" w:w="1728"/>
-          </w:tcPr>
-          <w:p>
-            <w:r>
-              <w:t>R1C4</w:t>
-            </w:r>
-          </w:p>
-        </w:tc>
-        <w:tc>
-          <w:tcPr>
-            <w:tcW w:type="dxa" w:w="1728"/>
-          </w:tcPr>
-          <w:p>
-            <w:r>
-              <w:t>R1C5</w:t>
-            </w:r>
-          </w:p>
-        </w:tc>
-      </w:tr>
-      <w:tr>
-        <w:tc>
-          <w:tcPr>
-            <w:tcW w:type="dxa" w:w="1728"/>
-          </w:tcPr>
-          <w:p>
-            <w:r>
-              <w:t>R2C1</w:t>
-            </w:r>
-          </w:p>
-        </w:tc>
-        <w:tc>
-          <w:tcPr>
-            <w:tcW w:type="dxa" w:w="1728"/>
-          </w:tcPr>
-          <w:p>
-            <w:r>
-              <w:t>R2C2</w:t>
-            </w:r>
-          </w:p>
-        </w:tc>
-        <w:tc>
-          <w:tcPr>
-            <w:tcW w:type="dxa" w:w="1728"/>
-          </w:tcPr>
-          <w:p>
-            <w:r>
-              <w:t>R2C3</w:t>
-            </w:r>
-          </w:p>
-        </w:tc>
-        <w:tc>
-          <w:tcPr>
-            <w:tcW w:type="dxa" w:w="1728"/>
-          </w:tcPr>
-          <w:p>
-            <w:r>
-              <w:t>R2C4</w:t>
-            </w:r>
-          </w:p>
-        </w:tc>
-        <w:tc>
-          <w:tcPr>
-            <w:tcW w:type="dxa" w:w="1728"/>
-          </w:tcPr>
-          <w:p>
-            <w:r>
-              <w:t>R2C5</w:t>
-            </w:r>
-          </w:p>
-        </w:tc>
-      </w:tr>
-      <w:tr>
-        <w:tc>
-          <w:tcPr>
-            <w:tcW w:type="dxa" w:w="1728"/>
-          </w:tcPr>
-          <w:p>
-            <w:r>
-              <w:t>R3C1</w:t>
-            </w:r>
-          </w:p>
-        </w:tc>
-        <w:tc>
-          <w:tcPr>
-            <w:tcW w:type="dxa" w:w="1728"/>
-          </w:tcPr>
-          <w:p>
-            <w:r>
-              <w:t>R3C2</w:t>
-            </w:r>
-          </w:p>
-        </w:tc>
-        <w:tc>
-          <w:tcPr>
-            <w:tcW w:type="dxa" w:w="1728"/>
-          </w:tcPr>
-          <w:p>
-            <w:r>
-              <w:t>R3C3</w:t>
-            </w:r>
-          </w:p>
-        </w:tc>
-        <w:tc>
-          <w:tcPr>
-            <w:tcW w:type="dxa" w:w="1728"/>
-          </w:tcPr>
-          <w:p>
-            <w:r>
-              <w:t>R3C4</w:t>
-            </w:r>
-          </w:p>
-        </w:tc>
-        <w:tc>
-          <w:tcPr>
-            <w:tcW w:type="dxa" w:w="1728"/>
-          </w:tcPr>
-          <w:p>
-            <w:r>
-              <w:t>R3C5</w:t>
-            </w:r>
-          </w:p>
-        </w:tc>
-      </w:tr>
-      <w:tr>
-        <w:tc>
-          <w:tcPr>
-            <w:tcW w:type="dxa" w:w="1728"/>
-          </w:tcPr>
-          <w:p>
-            <w:r>
-              <w:t>R4C1</w:t>
-            </w:r>
-          </w:p>
-        </w:tc>
-        <w:tc>
-          <w:tcPr>
-            <w:tcW w:type="dxa" w:w="1728"/>
-          </w:tcPr>
-          <w:p>
-            <w:r>
-              <w:t>R4C2</w:t>
-            </w:r>
-          </w:p>
-        </w:tc>
-        <w:tc>
-          <w:tcPr>
-            <w:tcW w:type="dxa" w:w="1728"/>
-          </w:tcPr>
-          <w:p>
-            <w:r>
-              <w:t>R4C3</w:t>
-            </w:r>
-          </w:p>
-        </w:tc>
-        <w:tc>
-          <w:tcPr>
-            <w:tcW w:type="dxa" w:w="1728"/>
-          </w:tcPr>
-          <w:p>
-            <w:r>
-              <w:t>R4C4</w:t>
-            </w:r>
-          </w:p>
-        </w:tc>
-        <w:tc>
-          <w:tcPr>
-            <w:tcW w:type="dxa" w:w="1728"/>
-          </w:tcPr>
-          <w:p>
-            <w:r>
-              <w:t>R4C5</w:t>
-            </w:r>
-          </w:p>
-        </w:tc>
-      </w:tr>
-      <w:tr>
-        <w:tc>
-          <w:tcPr>
-            <w:tcW w:type="dxa" w:w="1728"/>
-          </w:tcPr>
-          <w:p>
-            <w:r>
-              <w:t>R5C1</w:t>
-            </w:r>
-          </w:p>
-        </w:tc>
-        <w:tc>
-          <w:tcPr>
-            <w:tcW w:type="dxa" w:w="1728"/>
-          </w:tcPr>
-          <w:p>
-            <w:r>
-              <w:t>R5C2</w:t>
-            </w:r>
-          </w:p>
-        </w:tc>
-        <w:tc>
-          <w:tcPr>
-            <w:tcW w:type="dxa" w:w="1728"/>
-          </w:tcPr>
-          <w:p>
-            <w:r>
-              <w:t>R5C3</w:t>
-            </w:r>
-          </w:p>
-        </w:tc>
-        <w:tc>
-          <w:tcPr>
-            <w:tcW w:type="dxa" w:w="1728"/>
-          </w:tcPr>
-          <w:p>
-            <w:r>
-              <w:t>R5C4</w:t>
-            </w:r>
-          </w:p>
-        </w:tc>
-        <w:tc>
-          <w:tcPr>
-            <w:tcW w:type="dxa" w:w="1728"/>
-          </w:tcPr>
-          <w:p>
-            <w:r>
-              <w:t>R5C5</w:t>
-            </w:r>
-          </w:p>
-        </w:tc>
-      </w:tr>
-      <w:tr>
-        <w:tc>
-          <w:tcPr>
-            <w:tcW w:type="dxa" w:w="1728"/>
-          </w:tcPr>
-          <w:p>
-            <w:r>
-              <w:t>R6C1</w:t>
-            </w:r>
-          </w:p>
-        </w:tc>
-        <w:tc>
-          <w:tcPr>
-            <w:tcW w:type="dxa" w:w="1728"/>
-          </w:tcPr>
-          <w:p>
-            <w:r>
-              <w:t>R6C2</w:t>
-            </w:r>
-          </w:p>
-        </w:tc>
-        <w:tc>
-          <w:tcPr>
-            <w:tcW w:type="dxa" w:w="1728"/>
-          </w:tcPr>
-          <w:p>
-            <w:r>
-              <w:t>R6C3</w:t>
-            </w:r>
-          </w:p>
-        </w:tc>
-        <w:tc>
-          <w:tcPr>
-            <w:tcW w:type="dxa" w:w="1728"/>
-          </w:tcPr>
-          <w:p>
-            <w:r>
-              <w:t>R6C4</w:t>
-            </w:r>
-          </w:p>
-        </w:tc>
-        <w:tc>
-          <w:tcPr>
-            <w:tcW w:type="dxa" w:w="1728"/>
-          </w:tcPr>
-          <w:p>
-            <w:r>
-              <w:t>R6C5</w:t>
-            </w:r>
-          </w:p>
-        </w:tc>
-      </w:tr>
-      <w:tr>
-        <w:tc>
-          <w:tcPr>
-            <w:tcW w:type="dxa" w:w="1728"/>
-          </w:tcPr>
-          <w:p>
-            <w:r>
-              <w:t>R7C1</w:t>
-            </w:r>
-          </w:p>
-        </w:tc>
-        <w:tc>
-          <w:tcPr>
-            <w:tcW w:type="dxa" w:w="1728"/>
-          </w:tcPr>
-          <w:p>
-            <w:r>
-              <w:t>R7C2</w:t>
-            </w:r>
-          </w:p>
-        </w:tc>
-        <w:tc>
-          <w:tcPr>
-            <w:tcW w:type="dxa" w:w="1728"/>
-          </w:tcPr>
-          <w:p>
-            <w:r>
-              <w:t>R7C3</w:t>
-            </w:r>
-          </w:p>
-        </w:tc>
-        <w:tc>
-          <w:tcPr>
-            <w:tcW w:type="dxa" w:w="1728"/>
-          </w:tcPr>
-          <w:p>
-            <w:r>
-              <w:t>R7C4</w:t>
-            </w:r>
-          </w:p>
-        </w:tc>
-        <w:tc>
-          <w:tcPr>
-            <w:tcW w:type="dxa" w:w="1728"/>
-          </w:tcPr>
-          <w:p>
-            <w:r>
-              <w:t>R7C5</w:t>
-            </w:r>
-          </w:p>
-        </w:tc>
-      </w:tr>
-      <w:tr>
-        <w:tc>
-          <w:tcPr>
-            <w:tcW w:type="dxa" w:w="1728"/>
-          </w:tcPr>
-          <w:p>
-            <w:r>
-              <w:t>R8C1</w:t>
-            </w:r>
-          </w:p>
-        </w:tc>
-        <w:tc>
-          <w:tcPr>
-            <w:tcW w:type="dxa" w:w="1728"/>
-          </w:tcPr>
-          <w:p>
-            <w:r>
-              <w:t>R8C2</w:t>
-            </w:r>
-          </w:p>
-        </w:tc>
-        <w:tc>
-          <w:tcPr>
-            <w:tcW w:type="dxa" w:w="1728"/>
-          </w:tcPr>
-          <w:p>
-            <w:r>
-              <w:t>R8C3</w:t>
-            </w:r>
-          </w:p>
-        </w:tc>
-        <w:tc>
-          <w:tcPr>
-            <w:tcW w:type="dxa" w:w="1728"/>
-          </w:tcPr>
-          <w:p>
-            <w:r>
-              <w:t>R8C4</w:t>
-            </w:r>
-          </w:p>
-        </w:tc>
-        <w:tc>
-          <w:tcPr>
-            <w:tcW w:type="dxa" w:w="1728"/>
-          </w:tcPr>
-          <w:p>
-            <w:r>
-              <w:t>R8C5</w:t>
-            </w:r>
-          </w:p>
-        </w:tc>
-      </w:tr>
-      <w:tr>
-        <w:tc>
-          <w:tcPr>
-            <w:tcW w:type="dxa" w:w="1728"/>
-          </w:tcPr>
-          <w:p>
-            <w:r>
-              <w:t>R9C1</w:t>
-            </w:r>
-          </w:p>
-        </w:tc>
-        <w:tc>
-          <w:tcPr>
-            <w:tcW w:type="dxa" w:w="1728"/>
-          </w:tcPr>
-          <w:p>
-            <w:r>
-              <w:t>R9C2</w:t>
-            </w:r>
-          </w:p>
-        </w:tc>
-        <w:tc>
-          <w:tcPr>
-            <w:tcW w:type="dxa" w:w="1728"/>
-          </w:tcPr>
-          <w:p>
-            <w:r>
-              <w:t>R9C3</w:t>
-            </w:r>
-          </w:p>
-        </w:tc>
-        <w:tc>
-          <w:tcPr>
-            <w:tcW w:type="dxa" w:w="1728"/>
-          </w:tcPr>
-          <w:p>
-            <w:r>
-              <w:t>R9C4</w:t>
-            </w:r>
-          </w:p>
-        </w:tc>
-        <w:tc>
-          <w:tcPr>
-            <w:tcW w:type="dxa" w:w="1728"/>
-          </w:tcPr>
-          <w:p>
-            <w:r>
-              <w:t>R9C5</w:t>
-            </w:r>
-          </w:p>
-        </w:tc>
-      </w:tr>
-      <w:tr>
-        <w:tc>
-          <w:tcPr>
-            <w:tcW w:type="dxa" w:w="1728"/>
-          </w:tcPr>
-          <w:p>
-            <w:r>
-              <w:t>R10C1</w:t>
-            </w:r>
-          </w:p>
-        </w:tc>
-        <w:tc>
-          <w:tcPr>
-            <w:tcW w:type="dxa" w:w="1728"/>
-          </w:tcPr>
-          <w:p>
-            <w:r>
-              <w:t>R10C2</w:t>
-            </w:r>
-          </w:p>
-        </w:tc>
-        <w:tc>
-          <w:tcPr>
-            <w:tcW w:type="dxa" w:w="1728"/>
-          </w:tcPr>
-          <w:p>
-            <w:r>
-              <w:t>R10C3</w:t>
-            </w:r>
-          </w:p>
-        </w:tc>
-        <w:tc>
-          <w:tcPr>
-            <w:tcW w:type="dxa" w:w="1728"/>
-          </w:tcPr>
-          <w:p>
-            <w:r>
-              <w:t>R10C4</w:t>
-            </w:r>
-          </w:p>
-        </w:tc>
-        <w:tc>
-          <w:tcPr>
-            <w:tcW w:type="dxa" w:w="1728"/>
-          </w:tcPr>
-          <w:p>
-            <w:r>
-              <w:t>R10C5</w:t>
-            </w:r>
-          </w:p>
-        </w:tc>
-      </w:tr>
-    </w:tbl>
-    <w:p>
-      <w:pPr>
-        <w:pStyle w:val="Heading1"/>
-      </w:pPr>
-      <w:r>
-        <w:t>5. Figure</w:t>
+        <w:t>Conclusion</w:t>
       </w:r>
     </w:p>
     <w:p>
       <w:r>
-        <w:drawing>
-          <wp:inline xmlns:a="http://schemas.openxmlformats.org/drawingml/2006/main" xmlns:pic="http://schemas.openxmlformats.org/drawingml/2006/picture">
-            <wp:extent cx="1828800" cy="914400"/>
-            <wp:docPr id="1" name="Picture 1"/>
-            <wp:cNvGraphicFramePr>
-              <a:graphicFrameLocks noChangeAspect="1"/>
-            </wp:cNvGraphicFramePr>
-            <a:graphic>
-              <a:graphicData uri="http://schemas.openxmlformats.org/drawingml/2006/picture">
-                <pic:pic>
-                  <pic:nvPicPr>
-                    <pic:cNvPr id="0" name="logo.png"/>
-                    <pic:cNvPicPr/>
-                  </pic:nvPicPr>
-                  <pic:blipFill>
-                    <a:blip r:embed="rId9"/>
-                    <a:stretch>
-                      <a:fillRect/>
-                    </a:stretch>
-                  </pic:blipFill>
-                  <pic:spPr>
-                    <a:xfrm>
-                      <a:off x="0" y="0"/>
-                      <a:ext cx="1828800" cy="914400"/>
-                    </a:xfrm>
-                    <a:prstGeom prst="rect"/>
-                  </pic:spPr>
-                </pic:pic>
-              </a:graphicData>
-            </a:graphic>
-          </wp:inline>
-        </w:drawing>
+        <w:t>End of test document.</w:t>
       </w:r>
     </w:p>
     <w:sectPr>
